--- a/TermaLab/TermaLab.docx
+++ b/TermaLab/TermaLab.docx
@@ -81,6 +81,12 @@
             </a:graphic>
           </wp:inline>
         </w:drawing>
+      </w:r>
+    </w:p>
+    <w:p/>
+    <w:p>
+      <w:r>
+        <w:t>Alternativas de nombres:</w:t>
       </w:r>
     </w:p>
     <w:p>
